--- a/public/deal-memo/direct-hire.docx
+++ b/public/deal-memo/direct-hire.docx
@@ -690,7 +690,7 @@
                 <w:szCs w:val="18"/>
                 <w:lang w:val="en-GB" w:eastAsia="en-GB"/>
               </w:rPr>
-              <w:t xml:space="preserve">[●]</w:t>
+              <w:t xml:space="preserve">{credit_name}</w:t>
             </w:r>
           </w:p>
           <w:p>
@@ -899,7 +899,7 @@
                 <w:szCs w:val="18"/>
                 <w:lang w:val="en-GB" w:eastAsia="en-GB"/>
               </w:rPr>
-              <w:t xml:space="preserve">[●]</w:t>
+              <w:t xml:space="preserve">{unit}</w:t>
             </w:r>
           </w:p>
           <w:p>
@@ -1049,7 +1049,7 @@
                 <w:szCs w:val="18"/>
                 <w:lang w:val="en-GB" w:eastAsia="en-GB"/>
               </w:rPr>
-              <w:t xml:space="preserve">[●]</w:t>
+              <w:t xml:space="preserve">____________________</w:t>
             </w:r>
           </w:p>
           <w:p>
@@ -1124,7 +1124,7 @@
                 <w:szCs w:val="18"/>
                 <w:lang w:val="en-GB" w:eastAsia="en-GB"/>
               </w:rPr>
-              <w:t xml:space="preserve">[●]</w:t>
+              <w:t xml:space="preserve">____________________</w:t>
             </w:r>
           </w:p>
           <w:p>
@@ -3184,7 +3184,7 @@
                 <w:szCs w:val="18"/>
                 <w:lang w:val="en-GB" w:eastAsia="en-GB"/>
               </w:rPr>
-              <w:t>£</w:t>
+              <w:t>n/a</w:t>
             </w:r>
             <w:r>
               <w:rPr>
@@ -3193,7 +3193,7 @@
                 <w:szCs w:val="18"/>
                 <w:lang w:val="en-GB" w:eastAsia="en-GB"/>
               </w:rPr>
-              <w:t xml:space="preserve">{s6_net} per day</w:t>
+              <w:t xml:space="preserve"/>
             </w:r>
           </w:p>
           <w:p>
@@ -3239,7 +3239,7 @@
                 <w:szCs w:val="18"/>
                 <w:lang w:val="en-GB" w:eastAsia="en-GB"/>
               </w:rPr>
-              <w:t>£</w:t>
+              <w:t>n/a</w:t>
             </w:r>
             <w:r>
               <w:rPr>
@@ -3248,7 +3248,7 @@
                 <w:szCs w:val="18"/>
                 <w:lang w:val="en-GB" w:eastAsia="en-GB"/>
               </w:rPr>
-              <w:t xml:space="preserve">{s6_hol} per day</w:t>
+              <w:t xml:space="preserve"/>
             </w:r>
           </w:p>
         </w:tc>
@@ -3444,7 +3444,7 @@
                 <w:szCs w:val="18"/>
                 <w:lang w:val="en-GB" w:eastAsia="en-GB"/>
               </w:rPr>
-              <w:t>£</w:t>
+              <w:t>n/a</w:t>
             </w:r>
             <w:r>
               <w:rPr>
@@ -3453,7 +3453,7 @@
                 <w:szCs w:val="18"/>
                 <w:lang w:val="en-GB" w:eastAsia="en-GB"/>
               </w:rPr>
-              <w:t xml:space="preserve">{s7_net} per day</w:t>
+              <w:t xml:space="preserve"/>
             </w:r>
           </w:p>
           <w:p>
@@ -3499,7 +3499,7 @@
                 <w:szCs w:val="18"/>
                 <w:lang w:val="en-GB" w:eastAsia="en-GB"/>
               </w:rPr>
-              <w:t>£</w:t>
+              <w:t>n/a</w:t>
             </w:r>
             <w:r>
               <w:rPr>
@@ -3508,7 +3508,7 @@
                 <w:szCs w:val="18"/>
                 <w:lang w:val="en-GB" w:eastAsia="en-GB"/>
               </w:rPr>
-              <w:t xml:space="preserve">{s7_hol} per day</w:t>
+              <w:t xml:space="preserve"/>
             </w:r>
           </w:p>
         </w:tc>
@@ -3683,7 +3683,7 @@
                 <w:szCs w:val="18"/>
                 <w:lang w:val="en-GB" w:eastAsia="en-GB"/>
               </w:rPr>
-              <w:t>£</w:t>
+              <w:t>n/a</w:t>
             </w:r>
             <w:r>
               <w:rPr>
@@ -3692,7 +3692,7 @@
                 <w:szCs w:val="18"/>
                 <w:lang w:val="en-GB" w:eastAsia="en-GB"/>
               </w:rPr>
-              <w:t xml:space="preserve">{ot_net} per hour</w:t>
+              <w:t xml:space="preserve"/>
             </w:r>
           </w:p>
           <w:p>
@@ -3738,7 +3738,7 @@
                 <w:szCs w:val="18"/>
                 <w:lang w:val="en-GB" w:eastAsia="en-GB"/>
               </w:rPr>
-              <w:t>£</w:t>
+              <w:t>n/a</w:t>
             </w:r>
             <w:r>
               <w:rPr>
@@ -3747,7 +3747,7 @@
                 <w:szCs w:val="18"/>
                 <w:lang w:val="en-GB" w:eastAsia="en-GB"/>
               </w:rPr>
-              <w:t xml:space="preserve">{ot_hol} per hour</w:t>
+              <w:t xml:space="preserve"/>
             </w:r>
           </w:p>
         </w:tc>
@@ -4699,7 +4699,7 @@
                 <w:szCs w:val="18"/>
                 <w:lang w:val="en-GB" w:eastAsia="en-GB"/>
               </w:rPr>
-              <w:t xml:space="preserve">[●] per week/day</w:t>
+              <w:t xml:space="preserve">__________ per week/day</w:t>
             </w:r>
           </w:p>
           <w:p>
@@ -5005,7 +5005,7 @@
                 <w:szCs w:val="18"/>
                 <w:lang w:val="en-GB" w:eastAsia="en-GB"/>
               </w:rPr>
-              <w:t xml:space="preserve">[●] per week/day</w:t>
+              <w:t xml:space="preserve">__________ per week/day</w:t>
             </w:r>
           </w:p>
           <w:p>
@@ -5156,7 +5156,7 @@
                 <w:szCs w:val="18"/>
                 <w:lang w:val="en-GB" w:eastAsia="en-GB"/>
               </w:rPr>
-              <w:t xml:space="preserve">[●] per week/day</w:t>
+              <w:t xml:space="preserve">__________ per week/day</w:t>
             </w:r>
           </w:p>
           <w:p>
@@ -5317,7 +5317,7 @@
                 <w:szCs w:val="18"/>
                 <w:lang w:val="en-GB" w:eastAsia="en-GB"/>
               </w:rPr>
-              <w:t xml:space="preserve">[●] per week/day</w:t>
+              <w:t xml:space="preserve">__________ per week/day</w:t>
             </w:r>
           </w:p>
           <w:p>
@@ -5470,7 +5470,7 @@
                 <w:szCs w:val="18"/>
                 <w:lang w:val="en-GB" w:eastAsia="en-GB"/>
               </w:rPr>
-              <w:t xml:space="preserve">[●] per week/day</w:t>
+              <w:t xml:space="preserve">__________ per week/day</w:t>
             </w:r>
           </w:p>
           <w:p>
@@ -5648,7 +5648,7 @@
                 <w:szCs w:val="18"/>
                 <w:lang w:val="en-GB" w:eastAsia="en-GB"/>
               </w:rPr>
-              <w:t xml:space="preserve">[●] </w:t>
+              <w:t xml:space="preserve">__________ </w:t>
             </w:r>
             <w:r>
               <w:rPr>
@@ -5676,7 +5676,7 @@
                 <w:szCs w:val="18"/>
                 <w:lang w:val="en-GB" w:eastAsia="en-GB"/>
               </w:rPr>
-              <w:t xml:space="preserve">[●] </w:t>
+              <w:t xml:space="preserve">__________ </w:t>
             </w:r>
             <w:r>
               <w:rPr>
@@ -6052,7 +6052,7 @@
                 <w:szCs w:val="18"/>
                 <w:lang w:val="en-GB" w:eastAsia="en-GB"/>
               </w:rPr>
-              <w:t>You warrant that you are a [</w:t>
+              <w:t>You warrant that you are a ____________________</w:t>
             </w:r>
             <w:r>
               <w:rPr>
@@ -6062,7 +6062,7 @@
                 <w:highlight w:val="yellow"/>
                 <w:lang w:val="en-GB" w:eastAsia="en-GB"/>
               </w:rPr>
-              <w:t>●</w:t>
+              <w:t/>
             </w:r>
             <w:r>
               <w:rPr>
@@ -6071,7 +6071,7 @@
                 <w:szCs w:val="18"/>
                 <w:lang w:val="en-GB" w:eastAsia="en-GB"/>
               </w:rPr>
-              <w:t>] national and that you are ordinarily resident in [</w:t>
+              <w:t> national and that you are ordinarily resident in ____________________</w:t>
             </w:r>
             <w:r>
               <w:rPr>
@@ -6081,7 +6081,7 @@
                 <w:highlight w:val="yellow"/>
                 <w:lang w:val="en-GB" w:eastAsia="en-GB"/>
               </w:rPr>
-              <w:t>●</w:t>
+              <w:t/>
             </w:r>
             <w:r>
               <w:rPr>
@@ -6090,7 +6090,7 @@
                 <w:szCs w:val="18"/>
                 <w:lang w:val="en-GB" w:eastAsia="en-GB"/>
               </w:rPr>
-              <w:t xml:space="preserve">]. You further confirm that you have the appropriate right to live and work in the United Kingdom and will provide all necessary documentation (including your passport and, if applicable, any visa or immigration paperwork) as required by Company to comply with the Immigration, Asylum and Nationality Act 2006, the Immigration Act 2014 and the Immigration Act 2016, and any other applicable legislation. Company is under a duty to prevent illegal working and must carry out checks to ensure crew have the appropriate right to live and work in the United Kingdom. Your engagement is conditional upon Company’s receipt of satisfactory evidence of your right to work in the United Kingdom. </w:t>
+              <w:t xml:space="preserve">. You further confirm that you have the appropriate right to live and work in the United Kingdom and will provide all necessary documentation (including your passport and, if applicable, any visa or immigration paperwork) as required by Company to comply with the Immigration, Asylum and Nationality Act 2006, the Immigration Act 2014 and the Immigration Act 2016, and any other applicable legislation. Company is under a duty to prevent illegal working and must carry out checks to ensure crew have the appropriate right to live and work in the United Kingdom. Your engagement is conditional upon Company’s receipt of satisfactory evidence of your right to work in the United Kingdom. </w:t>
             </w:r>
           </w:p>
           <w:p>
@@ -6451,7 +6451,7 @@
                 <w:szCs w:val="18"/>
                 <w:lang w:val="en-GB" w:eastAsia="en-GB"/>
               </w:rPr>
-              <w:t xml:space="preserve">Agency: [</w:t>
+              <w:t xml:space="preserve">Agency: ____________________</w:t>
             </w:r>
             <w:r>
               <w:rPr>
@@ -6461,7 +6461,7 @@
                 <w:highlight w:val="yellow"/>
                 <w:lang w:val="en-GB" w:eastAsia="en-GB"/>
               </w:rPr>
-              <w:t>insert details</w:t>
+              <w:t/>
             </w:r>
             <w:r>
               <w:rPr>
@@ -6470,7 +6470,7 @@
                 <w:szCs w:val="18"/>
                 <w:lang w:val="en-GB" w:eastAsia="en-GB"/>
               </w:rPr>
-              <w:t xml:space="preserve">] </w:t>
+              <w:t xml:space="preserve"/>
             </w:r>
             <w:r>
               <w:rPr>
@@ -6482,7 +6482,7 @@
                 <w:u w:val="single"/>
                 <w:lang w:val="en-GB" w:eastAsia="en-GB"/>
               </w:rPr>
-              <w:t>OR</w:t>
+              <w:t/>
             </w:r>
             <w:r>
               <w:rPr>
@@ -6491,7 +6491,7 @@
                 <w:szCs w:val="18"/>
                 <w:lang w:val="en-GB" w:eastAsia="en-GB"/>
               </w:rPr>
-              <w:t xml:space="preserve"> [</w:t>
+              <w:t xml:space="preserve"/>
             </w:r>
             <w:r>
               <w:rPr>
@@ -6501,7 +6501,7 @@
                 <w:highlight w:val="yellow"/>
                 <w:lang w:val="en-GB" w:eastAsia="en-GB"/>
               </w:rPr>
-              <w:t>N/A</w:t>
+              <w:t/>
             </w:r>
             <w:r>
               <w:rPr>
@@ -6510,7 +6510,7 @@
                 <w:szCs w:val="18"/>
                 <w:lang w:val="en-GB" w:eastAsia="en-GB"/>
               </w:rPr>
-              <w:t>]</w:t>
+              <w:t/>
             </w:r>
           </w:p>
         </w:tc>

--- a/public/deal-memo/direct-hire.docx
+++ b/public/deal-memo/direct-hire.docx
@@ -1049,7 +1049,7 @@
                 <w:szCs w:val="18"/>
                 <w:lang w:val="en-GB" w:eastAsia="en-GB"/>
               </w:rPr>
-              <w:t xml:space="preserve">____________________</w:t>
+              <w:t xml:space="preserve"/>
             </w:r>
           </w:p>
           <w:p>
@@ -1124,7 +1124,7 @@
                 <w:szCs w:val="18"/>
                 <w:lang w:val="en-GB" w:eastAsia="en-GB"/>
               </w:rPr>
-              <w:t xml:space="preserve">____________________</w:t>
+              <w:t xml:space="preserve"/>
             </w:r>
           </w:p>
           <w:p>
@@ -1348,7 +1348,6 @@
                 <w:rFonts w:asciiTheme="minorBidi" w:eastAsia="Times New Roman" w:hAnsiTheme="minorBidi"/>
                 <w:sz w:val="18"/>
                 <w:szCs w:val="18"/>
-                <w:highlight w:val="yellow"/>
                 <w:lang w:val="en-GB" w:eastAsia="en-GB"/>
               </w:rPr>
               <w:t>{schedule_status}</w:t>
@@ -2566,7 +2565,6 @@
                 <w:rFonts w:asciiTheme="minorBidi" w:eastAsia="Times New Roman" w:hAnsiTheme="minorBidi"/>
                 <w:sz w:val="18"/>
                 <w:szCs w:val="18"/>
-                <w:highlight w:val="yellow"/>
                 <w:lang w:val="en-GB" w:eastAsia="en-GB"/>
               </w:rPr>
               <w:t xml:space="preserve"/>
@@ -2796,7 +2794,6 @@
                 <w:rFonts w:asciiTheme="minorBidi" w:eastAsia="Times New Roman" w:hAnsiTheme="minorBidi"/>
                 <w:sz w:val="18"/>
                 <w:szCs w:val="18"/>
-                <w:highlight w:val="yellow"/>
                 <w:lang w:val="en-GB" w:eastAsia="en-GB"/>
               </w:rPr>
               <w:t xml:space="preserve"/>
@@ -3012,7 +3009,6 @@
                 <w:rFonts w:asciiTheme="minorBidi" w:eastAsia="Times New Roman" w:hAnsiTheme="minorBidi"/>
                 <w:sz w:val="18"/>
                 <w:szCs w:val="18"/>
-                <w:highlight w:val="yellow"/>
                 <w:lang w:val="en-GB" w:eastAsia="en-GB"/>
               </w:rPr>
               <w:t xml:space="preserve"/>
@@ -3295,7 +3291,6 @@
                 <w:rFonts w:asciiTheme="minorBidi" w:eastAsia="Times New Roman" w:hAnsiTheme="minorBidi"/>
                 <w:sz w:val="18"/>
                 <w:szCs w:val="18"/>
-                <w:highlight w:val="yellow"/>
                 <w:lang w:val="en-GB" w:eastAsia="en-GB"/>
               </w:rPr>
               <w:t xml:space="preserve"/>
@@ -3555,7 +3550,6 @@
                 <w:rFonts w:asciiTheme="minorBidi" w:eastAsia="Times New Roman" w:hAnsiTheme="minorBidi"/>
                 <w:sz w:val="18"/>
                 <w:szCs w:val="18"/>
-                <w:highlight w:val="yellow"/>
                 <w:lang w:val="en-GB" w:eastAsia="en-GB"/>
               </w:rPr>
               <w:t xml:space="preserve"/>
@@ -3794,7 +3788,6 @@
                 <w:rFonts w:asciiTheme="minorBidi" w:eastAsia="Times New Roman" w:hAnsiTheme="minorBidi"/>
                 <w:sz w:val="18"/>
                 <w:szCs w:val="18"/>
-                <w:highlight w:val="yellow"/>
                 <w:lang w:val="en-GB" w:eastAsia="en-GB"/>
               </w:rPr>
               <w:t xml:space="preserve"/>
@@ -4537,7 +4530,7 @@
                 <w:szCs w:val="18"/>
                 <w:lang w:val="en-GB" w:eastAsia="en-GB"/>
               </w:rPr>
-              <w:t>£</w:t>
+              <w:t>{car_allowance}</w:t>
             </w:r>
             <w:r>
               <w:rPr>
@@ -4546,7 +4539,7 @@
                 <w:szCs w:val="18"/>
                 <w:lang w:val="en-GB" w:eastAsia="en-GB"/>
               </w:rPr>
-              <w:t xml:space="preserve">{car_allowance} per week/day</w:t>
+              <w:t xml:space="preserve"/>
             </w:r>
           </w:p>
           <w:p>
@@ -4690,7 +4683,7 @@
                 <w:szCs w:val="18"/>
                 <w:lang w:val="en-GB" w:eastAsia="en-GB"/>
               </w:rPr>
-              <w:t>£</w:t>
+              <w:t>n/a</w:t>
             </w:r>
             <w:r>
               <w:rPr>
@@ -4699,7 +4692,7 @@
                 <w:szCs w:val="18"/>
                 <w:lang w:val="en-GB" w:eastAsia="en-GB"/>
               </w:rPr>
-              <w:t xml:space="preserve">__________ per week/day</w:t>
+              <w:t xml:space="preserve"/>
             </w:r>
           </w:p>
           <w:p>
@@ -4843,7 +4836,7 @@
                 <w:szCs w:val="18"/>
                 <w:lang w:val="en-GB" w:eastAsia="en-GB"/>
               </w:rPr>
-              <w:t>£</w:t>
+              <w:t>{box_rental}</w:t>
             </w:r>
             <w:r>
               <w:rPr>
@@ -4852,7 +4845,7 @@
                 <w:szCs w:val="18"/>
                 <w:lang w:val="en-GB" w:eastAsia="en-GB"/>
               </w:rPr>
-              <w:t xml:space="preserve">{box_rental} per week/day</w:t>
+              <w:t xml:space="preserve"/>
             </w:r>
           </w:p>
           <w:p>
@@ -4996,7 +4989,7 @@
                 <w:szCs w:val="18"/>
                 <w:lang w:val="en-GB" w:eastAsia="en-GB"/>
               </w:rPr>
-              <w:t>£</w:t>
+              <w:t>n/a</w:t>
             </w:r>
             <w:r>
               <w:rPr>
@@ -5005,7 +4998,7 @@
                 <w:szCs w:val="18"/>
                 <w:lang w:val="en-GB" w:eastAsia="en-GB"/>
               </w:rPr>
-              <w:t xml:space="preserve">__________ per week/day</w:t>
+              <w:t xml:space="preserve"/>
             </w:r>
           </w:p>
           <w:p>
@@ -5147,7 +5140,7 @@
                 <w:szCs w:val="18"/>
                 <w:lang w:val="en-GB" w:eastAsia="en-GB"/>
               </w:rPr>
-              <w:t>£</w:t>
+              <w:t>n/a</w:t>
             </w:r>
             <w:r>
               <w:rPr>
@@ -5156,7 +5149,7 @@
                 <w:szCs w:val="18"/>
                 <w:lang w:val="en-GB" w:eastAsia="en-GB"/>
               </w:rPr>
-              <w:t xml:space="preserve">__________ per week/day</w:t>
+              <w:t xml:space="preserve"/>
             </w:r>
           </w:p>
           <w:p>
@@ -5308,7 +5301,7 @@
                 <w:szCs w:val="18"/>
                 <w:lang w:val="en-GB" w:eastAsia="en-GB"/>
               </w:rPr>
-              <w:t>£</w:t>
+              <w:t>n/a</w:t>
             </w:r>
             <w:r>
               <w:rPr>
@@ -5317,7 +5310,7 @@
                 <w:szCs w:val="18"/>
                 <w:lang w:val="en-GB" w:eastAsia="en-GB"/>
               </w:rPr>
-              <w:t xml:space="preserve">__________ per week/day</w:t>
+              <w:t xml:space="preserve"/>
             </w:r>
           </w:p>
           <w:p>
@@ -5461,7 +5454,7 @@
                 <w:szCs w:val="18"/>
                 <w:lang w:val="en-GB" w:eastAsia="en-GB"/>
               </w:rPr>
-              <w:t>£</w:t>
+              <w:t>n/a</w:t>
             </w:r>
             <w:r>
               <w:rPr>
@@ -5470,7 +5463,7 @@
                 <w:szCs w:val="18"/>
                 <w:lang w:val="en-GB" w:eastAsia="en-GB"/>
               </w:rPr>
-              <w:t xml:space="preserve">__________ per week/day</w:t>
+              <w:t xml:space="preserve"/>
             </w:r>
           </w:p>
           <w:p>
@@ -5639,7 +5632,7 @@
                 <w:szCs w:val="18"/>
                 <w:lang w:val="en-GB" w:eastAsia="en-GB"/>
               </w:rPr>
-              <w:t>£</w:t>
+              <w:t>n/a</w:t>
             </w:r>
             <w:r>
               <w:rPr>
@@ -5648,7 +5641,7 @@
                 <w:szCs w:val="18"/>
                 <w:lang w:val="en-GB" w:eastAsia="en-GB"/>
               </w:rPr>
-              <w:t xml:space="preserve">__________ </w:t>
+              <w:t xml:space="preserve"> </w:t>
             </w:r>
             <w:r>
               <w:rPr>
@@ -5667,7 +5660,7 @@
                 <w:szCs w:val="18"/>
                 <w:lang w:val="en-GB" w:eastAsia="en-GB"/>
               </w:rPr>
-              <w:t>£</w:t>
+              <w:t>n/a</w:t>
             </w:r>
             <w:r>
               <w:rPr>
@@ -5676,7 +5669,7 @@
                 <w:szCs w:val="18"/>
                 <w:lang w:val="en-GB" w:eastAsia="en-GB"/>
               </w:rPr>
-              <w:t xml:space="preserve">__________ </w:t>
+              <w:t xml:space="preserve"> </w:t>
             </w:r>
             <w:r>
               <w:rPr>
@@ -6052,14 +6045,13 @@
                 <w:szCs w:val="18"/>
                 <w:lang w:val="en-GB" w:eastAsia="en-GB"/>
               </w:rPr>
-              <w:t>You warrant that you are a ____________________</w:t>
+              <w:t>You warrant that you are a                    national</w:t>
             </w:r>
             <w:r>
               <w:rPr>
                 <w:rFonts w:asciiTheme="minorBidi" w:eastAsia="Times New Roman" w:hAnsiTheme="minorBidi"/>
                 <w:sz w:val="18"/>
                 <w:szCs w:val="18"/>
-                <w:highlight w:val="yellow"/>
                 <w:lang w:val="en-GB" w:eastAsia="en-GB"/>
               </w:rPr>
               <w:t/>
@@ -6071,14 +6063,13 @@
                 <w:szCs w:val="18"/>
                 <w:lang w:val="en-GB" w:eastAsia="en-GB"/>
               </w:rPr>
-              <w:t> national and that you are ordinarily resident in ____________________</w:t>
+              <w:t> and that you are ordinarily resident in                   .</w:t>
             </w:r>
             <w:r>
               <w:rPr>
                 <w:rFonts w:asciiTheme="minorBidi" w:eastAsia="Times New Roman" w:hAnsiTheme="minorBidi"/>
                 <w:sz w:val="18"/>
                 <w:szCs w:val="18"/>
-                <w:highlight w:val="yellow"/>
                 <w:lang w:val="en-GB" w:eastAsia="en-GB"/>
               </w:rPr>
               <w:t/>
@@ -6090,7 +6081,7 @@
                 <w:szCs w:val="18"/>
                 <w:lang w:val="en-GB" w:eastAsia="en-GB"/>
               </w:rPr>
-              <w:t xml:space="preserve">. You further confirm that you have the appropriate right to live and work in the United Kingdom and will provide all necessary documentation (including your passport and, if applicable, any visa or immigration paperwork) as required by Company to comply with the Immigration, Asylum and Nationality Act 2006, the Immigration Act 2014 and the Immigration Act 2016, and any other applicable legislation. Company is under a duty to prevent illegal working and must carry out checks to ensure crew have the appropriate right to live and work in the United Kingdom. Your engagement is conditional upon Company’s receipt of satisfactory evidence of your right to work in the United Kingdom. </w:t>
+              <w:t xml:space="preserve"> You further confirm that you have the appropriate right to live and work in the United Kingdom and will provide all necessary documentation (including your passport and, if applicable, any visa or immigration paperwork) as required by Company to comply with the Immigration, Asylum and Nationality Act 2006, the Immigration Act 2014 and the Immigration Act 2016, and any other applicable legislation. Company is under a duty to prevent illegal working and must carry out checks to ensure crew have the appropriate right to live and work in the United Kingdom. Your engagement is conditional upon Company’s receipt of satisfactory evidence of your right to work in the United Kingdom. </w:t>
             </w:r>
           </w:p>
           <w:p>
@@ -6371,7 +6362,6 @@
                 <w:rFonts w:asciiTheme="minorBidi" w:eastAsia="Times New Roman" w:hAnsiTheme="minorBidi"/>
                 <w:sz w:val="18"/>
                 <w:szCs w:val="18"/>
-                <w:highlight w:val="yellow"/>
                 <w:lang w:val="en-GB" w:eastAsia="en-GB"/>
               </w:rPr>
               <w:t/>
@@ -6411,7 +6401,6 @@
                 <w:rFonts w:asciiTheme="minorBidi" w:eastAsia="Times New Roman" w:hAnsiTheme="minorBidi"/>
                 <w:sz w:val="18"/>
                 <w:szCs w:val="18"/>
-                <w:highlight w:val="yellow"/>
                 <w:lang w:val="en-GB" w:eastAsia="en-GB"/>
               </w:rPr>
               <w:t/>
@@ -6451,14 +6440,13 @@
                 <w:szCs w:val="18"/>
                 <w:lang w:val="en-GB" w:eastAsia="en-GB"/>
               </w:rPr>
-              <w:t xml:space="preserve">Agency: ____________________</w:t>
+              <w:t xml:space="preserve">Agency: </w:t>
             </w:r>
             <w:r>
               <w:rPr>
                 <w:rFonts w:asciiTheme="minorBidi" w:eastAsia="Times New Roman" w:hAnsiTheme="minorBidi"/>
                 <w:sz w:val="18"/>
                 <w:szCs w:val="18"/>
-                <w:highlight w:val="yellow"/>
                 <w:lang w:val="en-GB" w:eastAsia="en-GB"/>
               </w:rPr>
               <w:t/>
@@ -6498,7 +6486,6 @@
                 <w:rFonts w:asciiTheme="minorBidi" w:eastAsia="Times New Roman" w:hAnsiTheme="minorBidi"/>
                 <w:sz w:val="18"/>
                 <w:szCs w:val="18"/>
-                <w:highlight w:val="yellow"/>
                 <w:lang w:val="en-GB" w:eastAsia="en-GB"/>
               </w:rPr>
               <w:t/>
@@ -6952,218 +6939,6 @@
                 <w:sz w:val="18"/>
                 <w:szCs w:val="18"/>
               </w:rPr>
-              <mc:AlternateContent>
-                <mc:Choice Requires="wpg">
-                  <w:drawing>
-                    <wp:anchor distT="0" distB="0" distL="114300" distR="114300" simplePos="0" relativeHeight="251659264" behindDoc="0" locked="0" layoutInCell="1" allowOverlap="1" wp14:anchorId="2AB2FB89" wp14:editId="2F687137">
-                      <wp:simplePos x="0" y="0"/>
-                      <wp:positionH relativeFrom="column">
-                        <wp:posOffset>1995529</wp:posOffset>
-                      </wp:positionH>
-                      <wp:positionV relativeFrom="paragraph">
-                        <wp:posOffset>39945</wp:posOffset>
-                      </wp:positionV>
-                      <wp:extent cx="760730" cy="372110"/>
-                      <wp:effectExtent l="19050" t="19050" r="1270" b="46990"/>
-                      <wp:wrapNone/>
-                      <wp:docPr id="4" name="Group 4"/>
-                      <wp:cNvGraphicFramePr>
-                        <a:graphicFrameLocks xmlns:a="http://schemas.openxmlformats.org/drawingml/2006/main"/>
-                      </wp:cNvGraphicFramePr>
-                      <a:graphic xmlns:a="http://schemas.openxmlformats.org/drawingml/2006/main">
-                        <a:graphicData uri="http://schemas.microsoft.com/office/word/2010/wordprocessingGroup">
-                          <wpg:wgp>
-                            <wpg:cNvGrpSpPr>
-                              <a:grpSpLocks/>
-                            </wpg:cNvGrpSpPr>
-                            <wpg:grpSpPr bwMode="auto">
-                              <a:xfrm>
-                                <a:off x="0" y="0"/>
-                                <a:ext cx="760730" cy="372110"/>
-                                <a:chOff x="7847" y="4137"/>
-                                <a:chExt cx="1198" cy="586"/>
-                              </a:xfrm>
-                            </wpg:grpSpPr>
-                            <wps:wsp>
-                              <wps:cNvPr id="5" name="AutoShape 17"/>
-                              <wps:cNvSpPr>
-                                <a:spLocks noChangeArrowheads="1"/>
-                              </wps:cNvSpPr>
-                              <wps:spPr bwMode="auto">
-                                <a:xfrm rot="10800000">
-                                  <a:off x="7847" y="4137"/>
-                                  <a:ext cx="1021" cy="586"/>
-                                </a:xfrm>
-                                <a:prstGeom prst="stripedRightArrow">
-                                  <a:avLst>
-                                    <a:gd name="adj1" fmla="val 49731"/>
-                                    <a:gd name="adj2" fmla="val 49172"/>
-                                  </a:avLst>
-                                </a:prstGeom>
-                                <a:solidFill>
-                                  <a:srgbClr val="FFFF00"/>
-                                </a:solidFill>
-                                <a:ln w="9525">
-                                  <a:solidFill>
-                                    <a:srgbClr val="BFBFBF"/>
-                                  </a:solidFill>
-                                  <a:miter lim="800000"/>
-                                  <a:headEnd/>
-                                  <a:tailEnd/>
-                                </a:ln>
-                              </wps:spPr>
-                              <wps:bodyPr rot="0" vert="horz" wrap="square" lIns="91440" tIns="45720" rIns="91440" bIns="45720" anchor="t" anchorCtr="0" upright="1">
-                                <a:noAutofit/>
-                              </wps:bodyPr>
-                            </wps:wsp>
-                            <wps:wsp>
-                              <wps:cNvPr id="6" name="Text Box 18"/>
-                              <wps:cNvSpPr txBox="1">
-                                <a:spLocks noChangeArrowheads="1"/>
-                              </wps:cNvSpPr>
-                              <wps:spPr bwMode="auto">
-                                <a:xfrm>
-                                  <a:off x="8112" y="4149"/>
-                                  <a:ext cx="933" cy="574"/>
-                                </a:xfrm>
-                                <a:prstGeom prst="rect">
-                                  <a:avLst/>
-                                </a:prstGeom>
-                                <a:noFill/>
-                                <a:ln>
-                                  <a:noFill/>
-                                </a:ln>
-                              </wps:spPr>
-                              <wps:txbx>
-                                <w:txbxContent>
-                                  <w:p>
-                                    <w:pPr>
-                                      <w:rPr>
-                                        <w:rFonts w:ascii="Verdana" w:hAnsi="Verdana"/>
-                                        <w:b/>
-                                        <w:sz w:val="10"/>
-                                        <w:szCs w:val="10"/>
-                                      </w:rPr>
-                                    </w:pPr>
-                                    <w:r>
-                                      <w:rPr>
-                                        <w:rFonts w:ascii="Verdana" w:hAnsi="Verdana"/>
-                                        <w:b/>
-                                        <w:sz w:val="10"/>
-                                        <w:szCs w:val="10"/>
-                                      </w:rPr>
-                                      <w:t>SIGN</w:t>
-                                    </w:r>
-                                  </w:p>
-                                  <w:p>
-                                    <w:pPr>
-                                      <w:rPr>
-                                        <w:rFonts w:ascii="Verdana" w:hAnsi="Verdana"/>
-                                        <w:b/>
-                                        <w:sz w:val="10"/>
-                                        <w:szCs w:val="10"/>
-                                      </w:rPr>
-                                    </w:pPr>
-                                    <w:r>
-                                      <w:rPr>
-                                        <w:rFonts w:ascii="Verdana" w:hAnsi="Verdana"/>
-                                        <w:b/>
-                                        <w:sz w:val="10"/>
-                                        <w:szCs w:val="10"/>
-                                      </w:rPr>
-                                      <w:t>HERE…</w:t>
-                                    </w:r>
-                                  </w:p>
-                                </w:txbxContent>
-                              </wps:txbx>
-                              <wps:bodyPr rot="0" vert="horz" wrap="square" lIns="91440" tIns="45720" rIns="91440" bIns="45720" anchor="t" anchorCtr="0" upright="1">
-                                <a:noAutofit/>
-                              </wps:bodyPr>
-                            </wps:wsp>
-                          </wpg:wgp>
-                        </a:graphicData>
-                      </a:graphic>
-                      <wp14:sizeRelH relativeFrom="page">
-                        <wp14:pctWidth>0</wp14:pctWidth>
-                      </wp14:sizeRelH>
-                      <wp14:sizeRelV relativeFrom="page">
-                        <wp14:pctHeight>0</wp14:pctHeight>
-                      </wp14:sizeRelV>
-                    </wp:anchor>
-                  </w:drawing>
-                </mc:Choice>
-                <mc:Fallback>
-                  <w:pict>
-                    <v:group w14:anchorId="2AB2FB89" id="Group 4" o:spid="_x0000_s1026" style="position:absolute;margin-left:157.15pt;margin-top:3.15pt;width:59.9pt;height:29.3pt;z-index:251659264" coordorigin="7847,4137" coordsize="1198,586" o:gfxdata="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">
-                      <v:shapetype id="_x0000_t93" coordsize="21600,21600" o:spt="93" adj="16200,5400" path="m@0,l@0@1,3375@1,3375@2@0@2@0,21600,21600,10800xem1350@1l1350@2,2700@2,2700@1xem0@1l0@2,675@2,675@1xe">
-                        <v:stroke joinstyle="miter"/>
-                        <v:formulas>
-                          <v:f eqn="val #0"/>
-                          <v:f eqn="val #1"/>
-                          <v:f eqn="sum height 0 #1"/>
-                          <v:f eqn="sum 10800 0 #1"/>
-                          <v:f eqn="sum width 0 #0"/>
-                          <v:f eqn="prod @4 @3 10800"/>
-                          <v:f eqn="sum width 0 @5"/>
-                        </v:formulas>
-                        <v:path o:connecttype="custom" o:connectlocs="@0,0;0,10800;@0,21600;21600,10800" o:connectangles="270,180,90,0" textboxrect="3375,@1,@6,@2"/>
-                        <v:handles>
-                          <v:h position="#0,#1" xrange="3375,21600" yrange="0,10800"/>
-                        </v:handles>
-                      </v:shapetype>
-                      <v:shape id="AutoShape 17" o:spid="_x0000_s1027" type="#_x0000_t93" style="position:absolute;left:7847;top:4137;width:1021;height:586;rotation:180;visibility:visible;mso-wrap-style:square;v-text-anchor:top" o:gfxdata="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" adj="15504,5429" fillcolor="yellow" strokecolor="#bfbfbf"/>
-                      <v:shapetype id="_x0000_t202" coordsize="21600,21600" o:spt="202" path="m,l,21600r21600,l21600,xe">
-                        <v:stroke joinstyle="miter"/>
-                        <v:path gradientshapeok="t" o:connecttype="rect"/>
-                      </v:shapetype>
-                      <v:shape id="Text Box 18" o:spid="_x0000_s1028" type="#_x0000_t202" style="position:absolute;left:8112;top:4149;width:933;height:574;visibility:visible;mso-wrap-style:square;v-text-anchor:top" o:gfxdata="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" filled="f" stroked="f">
-                        <v:textbox>
-                          <w:txbxContent>
-                            <w:p>
-                              <w:pPr>
-                                <w:rPr>
-                                  <w:rFonts w:ascii="Verdana" w:hAnsi="Verdana"/>
-                                  <w:b/>
-                                  <w:sz w:val="10"/>
-                                  <w:szCs w:val="10"/>
-                                </w:rPr>
-                              </w:pPr>
-                              <w:r>
-                                <w:rPr>
-                                  <w:rFonts w:ascii="Verdana" w:hAnsi="Verdana"/>
-                                  <w:b/>
-                                  <w:sz w:val="10"/>
-                                  <w:szCs w:val="10"/>
-                                </w:rPr>
-                                <w:t>SIGN</w:t>
-                              </w:r>
-                            </w:p>
-                            <w:p>
-                              <w:pPr>
-                                <w:rPr>
-                                  <w:rFonts w:ascii="Verdana" w:hAnsi="Verdana"/>
-                                  <w:b/>
-                                  <w:sz w:val="10"/>
-                                  <w:szCs w:val="10"/>
-                                </w:rPr>
-                              </w:pPr>
-                              <w:r>
-                                <w:rPr>
-                                  <w:rFonts w:ascii="Verdana" w:hAnsi="Verdana"/>
-                                  <w:b/>
-                                  <w:sz w:val="10"/>
-                                  <w:szCs w:val="10"/>
-                                </w:rPr>
-                                <w:t>HERE…</w:t>
-                              </w:r>
-                            </w:p>
-                          </w:txbxContent>
-                        </v:textbox>
-                      </v:shape>
-                    </v:group>
-                  </w:pict>
-                </mc:Fallback>
-              </mc:AlternateContent>
             </w:r>
           </w:p>
           <w:p>
